--- a/Java/Synchronization_in_Java.docx
+++ b/Java/Synchronization_in_Java.docx
@@ -1,6 +1,6 @@
 
 <file path=word/document.xml><?xml version="1.0" encoding="utf-8"?>
-<w:document xmlns:wpc="http://schemas.microsoft.com/office/word/2010/wordprocessingCanvas" xmlns:cx="http://schemas.microsoft.com/office/drawing/2014/chartex" xmlns:cx1="http://schemas.microsoft.com/office/drawing/2015/9/8/chartex" xmlns:cx2="http://schemas.microsoft.com/office/drawing/2015/10/21/chartex" xmlns:cx3="http://schemas.microsoft.com/office/drawing/2016/5/9/chartex" xmlns:cx4="http://schemas.microsoft.com/office/drawing/2016/5/10/chartex" xmlns:cx5="http://schemas.microsoft.com/office/drawing/2016/5/11/chartex" xmlns:cx6="http://schemas.microsoft.com/office/drawing/2016/5/12/chartex" xmlns:cx7="http://schemas.microsoft.com/office/drawing/2016/5/13/chartex" xmlns:cx8="http://schemas.microsoft.com/office/drawing/2016/5/14/chartex" xmlns:mc="http://schemas.openxmlformats.org/markup-compatibility/2006" xmlns:aink="http://schemas.microsoft.com/office/drawing/2016/ink" xmlns:am3d="http://schemas.microsoft.com/office/drawing/2017/model3d" xmlns:o="urn:schemas-microsoft-com:office:office" xmlns:oel="http://schemas.microsoft.com/office/2019/extlst" xmlns:r="http://schemas.openxmlformats.org/officeDocument/2006/relationships" xmlns:m="http://schemas.openxmlformats.org/officeDocument/2006/math" xmlns:v="urn:schemas-microsoft-com:vml" xmlns:wp14="http://schemas.microsoft.com/office/word/2010/wordprocessingDrawing" xmlns:wp="http://schemas.openxmlformats.org/drawingml/2006/wordprocessingDrawing" xmlns:w10="urn:schemas-microsoft-com:office:word" xmlns:w="http://schemas.openxmlformats.org/wordprocessingml/2006/main" xmlns:w14="http://schemas.microsoft.com/office/word/2010/wordml" xmlns:w15="http://schemas.microsoft.com/office/word/2012/wordml" xmlns:w16cex="http://schemas.microsoft.com/office/word/2018/wordml/cex" xmlns:w16cid="http://schemas.microsoft.com/office/word/2016/wordml/cid" xmlns:w16="http://schemas.microsoft.com/office/word/2018/wordml" xmlns:w16sdtdh="http://schemas.microsoft.com/office/word/2020/wordml/sdtdatahash" xmlns:w16se="http://schemas.microsoft.com/office/word/2015/wordml/symex" xmlns:wpg="http://schemas.microsoft.com/office/word/2010/wordprocessingGroup" xmlns:wpi="http://schemas.microsoft.com/office/word/2010/wordprocessingInk" xmlns:wne="http://schemas.microsoft.com/office/word/2006/wordml" xmlns:wps="http://schemas.microsoft.com/office/word/2010/wordprocessingShape" mc:Ignorable="w14 w15 w16se w16cid w16 w16cex w16sdtdh wp14">
+<w:document xmlns:wpc="http://schemas.microsoft.com/office/word/2010/wordprocessingCanvas" xmlns:cx="http://schemas.microsoft.com/office/drawing/2014/chartex" xmlns:cx1="http://schemas.microsoft.com/office/drawing/2015/9/8/chartex" xmlns:cx2="http://schemas.microsoft.com/office/drawing/2015/10/21/chartex" xmlns:cx3="http://schemas.microsoft.com/office/drawing/2016/5/9/chartex" xmlns:cx4="http://schemas.microsoft.com/office/drawing/2016/5/10/chartex" xmlns:cx5="http://schemas.microsoft.com/office/drawing/2016/5/11/chartex" xmlns:cx6="http://schemas.microsoft.com/office/drawing/2016/5/12/chartex" xmlns:cx7="http://schemas.microsoft.com/office/drawing/2016/5/13/chartex" xmlns:cx8="http://schemas.microsoft.com/office/drawing/2016/5/14/chartex" xmlns:mc="http://schemas.openxmlformats.org/markup-compatibility/2006" xmlns:aink="http://schemas.microsoft.com/office/drawing/2016/ink" xmlns:am3d="http://schemas.microsoft.com/office/drawing/2017/model3d" xmlns:o="urn:schemas-microsoft-com:office:office" xmlns:oel="http://schemas.microsoft.com/office/2019/extlst" xmlns:r="http://schemas.openxmlformats.org/officeDocument/2006/relationships" xmlns:m="http://schemas.openxmlformats.org/officeDocument/2006/math" xmlns:v="urn:schemas-microsoft-com:vml" xmlns:wp14="http://schemas.microsoft.com/office/word/2010/wordprocessingDrawing" xmlns:wp="http://schemas.openxmlformats.org/drawingml/2006/wordprocessingDrawing" xmlns:w10="urn:schemas-microsoft-com:office:word" xmlns:w="http://schemas.openxmlformats.org/wordprocessingml/2006/main" xmlns:w14="http://schemas.microsoft.com/office/word/2010/wordml" xmlns:w15="http://schemas.microsoft.com/office/word/2012/wordml" xmlns:w16cex="http://schemas.microsoft.com/office/word/2018/wordml/cex" xmlns:w16cid="http://schemas.microsoft.com/office/word/2016/wordml/cid" xmlns:w16="http://schemas.microsoft.com/office/word/2018/wordml" xmlns:w16du="http://schemas.microsoft.com/office/word/2023/wordml/word16du" xmlns:w16sdtdh="http://schemas.microsoft.com/office/word/2020/wordml/sdtdatahash" xmlns:w16sdtfl="http://schemas.microsoft.com/office/word/2024/wordml/sdtformatlock" xmlns:w16se="http://schemas.microsoft.com/office/word/2015/wordml/symex" xmlns:wpg="http://schemas.microsoft.com/office/word/2010/wordprocessingGroup" xmlns:wpi="http://schemas.microsoft.com/office/word/2010/wordprocessingInk" xmlns:wne="http://schemas.microsoft.com/office/word/2006/wordml" xmlns:wps="http://schemas.microsoft.com/office/word/2010/wordprocessingShape" mc:Ignorable="w14 w15 w16se w16cid w16 w16cex w16sdtdh w16sdtfl w16du wp14">
   <w:body>
     <w:p>
       <w:pPr>
@@ -316,6 +316,7 @@
         </w:rPr>
         <w:t xml:space="preserve">int </w:t>
       </w:r>
+      <w:proofErr w:type="spellStart"/>
       <w:r>
         <w:rPr>
           <w:rFonts w:ascii="Source Code Pro" w:eastAsia="Times New Roman" w:hAnsi="Source Code Pro" w:cs="Times New Roman"/>
@@ -326,7 +327,20 @@
           <w:lang w:eastAsia="en-IN"/>
           <w14:ligatures w14:val="none"/>
         </w:rPr>
-        <w:t xml:space="preserve">i </w:t>
+        <w:t>i</w:t>
+      </w:r>
+      <w:proofErr w:type="spellEnd"/>
+      <w:r>
+        <w:rPr>
+          <w:rFonts w:ascii="Source Code Pro" w:eastAsia="Times New Roman" w:hAnsi="Source Code Pro" w:cs="Times New Roman"/>
+          <w:color w:val="000000"/>
+          <w:kern w:val="0"/>
+          <w:sz w:val="21"/>
+          <w:szCs w:val="21"/>
+          <w:lang w:eastAsia="en-IN"/>
+          <w14:ligatures w14:val="none"/>
+        </w:rPr>
+        <w:t xml:space="preserve"> </w:t>
       </w:r>
       <w:r>
         <w:rPr>
@@ -364,6 +378,7 @@
         </w:rPr>
         <w:t xml:space="preserve">; </w:t>
       </w:r>
+      <w:proofErr w:type="spellStart"/>
       <w:r>
         <w:rPr>
           <w:rFonts w:ascii="Source Code Pro" w:eastAsia="Times New Roman" w:hAnsi="Source Code Pro" w:cs="Times New Roman"/>
@@ -374,7 +389,20 @@
           <w:lang w:eastAsia="en-IN"/>
           <w14:ligatures w14:val="none"/>
         </w:rPr>
-        <w:t xml:space="preserve">i </w:t>
+        <w:t>i</w:t>
+      </w:r>
+      <w:proofErr w:type="spellEnd"/>
+      <w:r>
+        <w:rPr>
+          <w:rFonts w:ascii="Source Code Pro" w:eastAsia="Times New Roman" w:hAnsi="Source Code Pro" w:cs="Times New Roman"/>
+          <w:color w:val="000000"/>
+          <w:kern w:val="0"/>
+          <w:sz w:val="21"/>
+          <w:szCs w:val="21"/>
+          <w:lang w:eastAsia="en-IN"/>
+          <w14:ligatures w14:val="none"/>
+        </w:rPr>
+        <w:t xml:space="preserve"> </w:t>
       </w:r>
       <w:r>
         <w:rPr>
@@ -412,6 +440,7 @@
         </w:rPr>
         <w:t xml:space="preserve">; </w:t>
       </w:r>
+      <w:proofErr w:type="spellStart"/>
       <w:r>
         <w:rPr>
           <w:rFonts w:ascii="Source Code Pro" w:eastAsia="Times New Roman" w:hAnsi="Source Code Pro" w:cs="Times New Roman"/>
@@ -424,6 +453,7 @@
         </w:rPr>
         <w:t>i</w:t>
       </w:r>
+      <w:proofErr w:type="spellEnd"/>
       <w:r>
         <w:rPr>
           <w:rFonts w:ascii="Source Code Pro" w:eastAsia="Times New Roman" w:hAnsi="Source Code Pro" w:cs="Times New Roman"/>
@@ -578,6 +608,7 @@
         </w:rPr>
         <w:t xml:space="preserve">public class </w:t>
       </w:r>
+      <w:proofErr w:type="spellStart"/>
       <w:r>
         <w:rPr>
           <w:rFonts w:ascii="Source Code Pro" w:eastAsia="Times New Roman" w:hAnsi="Source Code Pro" w:cs="Times New Roman"/>
@@ -588,7 +619,20 @@
           <w:lang w:eastAsia="en-IN"/>
           <w14:ligatures w14:val="none"/>
         </w:rPr>
-        <w:t xml:space="preserve">ExampleRaceCondtion </w:t>
+        <w:t>ExampleRaceCondtion</w:t>
+      </w:r>
+      <w:proofErr w:type="spellEnd"/>
+      <w:r>
+        <w:rPr>
+          <w:rFonts w:ascii="Source Code Pro" w:eastAsia="Times New Roman" w:hAnsi="Source Code Pro" w:cs="Times New Roman"/>
+          <w:color w:val="000000"/>
+          <w:kern w:val="0"/>
+          <w:sz w:val="21"/>
+          <w:szCs w:val="21"/>
+          <w:lang w:eastAsia="en-IN"/>
+          <w14:ligatures w14:val="none"/>
+        </w:rPr>
+        <w:t xml:space="preserve"> </w:t>
       </w:r>
       <w:r>
         <w:rPr>
@@ -697,7 +741,33 @@
           <w:lang w:eastAsia="en-IN"/>
           <w14:ligatures w14:val="none"/>
         </w:rPr>
-        <w:t>[] args) {</w:t>
+        <w:t xml:space="preserve">[] </w:t>
+      </w:r>
+      <w:proofErr w:type="spellStart"/>
+      <w:r>
+        <w:rPr>
+          <w:rFonts w:ascii="Source Code Pro" w:eastAsia="Times New Roman" w:hAnsi="Source Code Pro" w:cs="Times New Roman"/>
+          <w:color w:val="080808"/>
+          <w:kern w:val="0"/>
+          <w:sz w:val="21"/>
+          <w:szCs w:val="21"/>
+          <w:lang w:eastAsia="en-IN"/>
+          <w14:ligatures w14:val="none"/>
+        </w:rPr>
+        <w:t>args</w:t>
+      </w:r>
+      <w:proofErr w:type="spellEnd"/>
+      <w:r>
+        <w:rPr>
+          <w:rFonts w:ascii="Source Code Pro" w:eastAsia="Times New Roman" w:hAnsi="Source Code Pro" w:cs="Times New Roman"/>
+          <w:color w:val="080808"/>
+          <w:kern w:val="0"/>
+          <w:sz w:val="21"/>
+          <w:szCs w:val="21"/>
+          <w:lang w:eastAsia="en-IN"/>
+          <w14:ligatures w14:val="none"/>
+        </w:rPr>
+        <w:t>) {</w:t>
       </w:r>
       <w:r>
         <w:rPr>
@@ -1184,6 +1254,7 @@
         </w:rPr>
         <w:t>(</w:t>
       </w:r>
+      <w:proofErr w:type="spellStart"/>
       <w:r>
         <w:rPr>
           <w:rFonts w:ascii="Source Code Pro" w:eastAsia="Times New Roman" w:hAnsi="Source Code Pro" w:cs="Times New Roman"/>
@@ -1194,7 +1265,20 @@
           <w:lang w:eastAsia="en-IN"/>
           <w14:ligatures w14:val="none"/>
         </w:rPr>
-        <w:t xml:space="preserve">InterruptedException </w:t>
+        <w:t>InterruptedException</w:t>
+      </w:r>
+      <w:proofErr w:type="spellEnd"/>
+      <w:r>
+        <w:rPr>
+          <w:rFonts w:ascii="Source Code Pro" w:eastAsia="Times New Roman" w:hAnsi="Source Code Pro" w:cs="Times New Roman"/>
+          <w:color w:val="000000"/>
+          <w:kern w:val="0"/>
+          <w:sz w:val="21"/>
+          <w:szCs w:val="21"/>
+          <w:lang w:eastAsia="en-IN"/>
+          <w14:ligatures w14:val="none"/>
+        </w:rPr>
+        <w:t xml:space="preserve"> </w:t>
       </w:r>
       <w:r>
         <w:rPr>
@@ -1219,7 +1303,33 @@
           <w14:ligatures w14:val="none"/>
         </w:rPr>
         <w:br/>
-        <w:t xml:space="preserve">            e.printStackTrace();</w:t>
+        <w:t xml:space="preserve">            </w:t>
+      </w:r>
+      <w:proofErr w:type="spellStart"/>
+      <w:r>
+        <w:rPr>
+          <w:rFonts w:ascii="Source Code Pro" w:eastAsia="Times New Roman" w:hAnsi="Source Code Pro" w:cs="Times New Roman"/>
+          <w:color w:val="080808"/>
+          <w:kern w:val="0"/>
+          <w:sz w:val="21"/>
+          <w:szCs w:val="21"/>
+          <w:lang w:eastAsia="en-IN"/>
+          <w14:ligatures w14:val="none"/>
+        </w:rPr>
+        <w:t>e.printStackTrace</w:t>
+      </w:r>
+      <w:proofErr w:type="spellEnd"/>
+      <w:r>
+        <w:rPr>
+          <w:rFonts w:ascii="Source Code Pro" w:eastAsia="Times New Roman" w:hAnsi="Source Code Pro" w:cs="Times New Roman"/>
+          <w:color w:val="080808"/>
+          <w:kern w:val="0"/>
+          <w:sz w:val="21"/>
+          <w:szCs w:val="21"/>
+          <w:lang w:eastAsia="en-IN"/>
+          <w14:ligatures w14:val="none"/>
+        </w:rPr>
+        <w:t>();</w:t>
       </w:r>
       <w:r>
         <w:rPr>
@@ -1259,6 +1369,7 @@
         <w:br/>
         <w:t xml:space="preserve">        </w:t>
       </w:r>
+      <w:proofErr w:type="spellStart"/>
       <w:r>
         <w:rPr>
           <w:rFonts w:ascii="Source Code Pro" w:eastAsia="Times New Roman" w:hAnsi="Source Code Pro" w:cs="Times New Roman"/>
@@ -1307,7 +1418,20 @@
           <w:lang w:eastAsia="en-IN"/>
           <w14:ligatures w14:val="none"/>
         </w:rPr>
-        <w:t>.println(</w:t>
+        <w:t>.println</w:t>
+      </w:r>
+      <w:proofErr w:type="spellEnd"/>
+      <w:r>
+        <w:rPr>
+          <w:rFonts w:ascii="Source Code Pro" w:eastAsia="Times New Roman" w:hAnsi="Source Code Pro" w:cs="Times New Roman"/>
+          <w:color w:val="080808"/>
+          <w:kern w:val="0"/>
+          <w:sz w:val="21"/>
+          <w:szCs w:val="21"/>
+          <w:lang w:eastAsia="en-IN"/>
+          <w14:ligatures w14:val="none"/>
+        </w:rPr>
+        <w:t>(</w:t>
       </w:r>
       <w:r>
         <w:rPr>
@@ -1333,6 +1457,7 @@
         </w:rPr>
         <w:t xml:space="preserve">+ </w:t>
       </w:r>
+      <w:proofErr w:type="spellStart"/>
       <w:r>
         <w:rPr>
           <w:rFonts w:ascii="Source Code Pro" w:eastAsia="Times New Roman" w:hAnsi="Source Code Pro" w:cs="Times New Roman"/>
@@ -1371,6 +1496,7 @@
         </w:rPr>
         <w:t>counter</w:t>
       </w:r>
+      <w:proofErr w:type="spellEnd"/>
       <w:r>
         <w:rPr>
           <w:rFonts w:ascii="Source Code Pro" w:eastAsia="Times New Roman" w:hAnsi="Source Code Pro" w:cs="Times New Roman"/>
@@ -1560,7 +1686,15 @@
         <w:t xml:space="preserve">if </w:t>
       </w:r>
       <w:r>
-        <w:t xml:space="preserve">it context swiches </w:t>
+        <w:t xml:space="preserve">it context </w:t>
+      </w:r>
+      <w:proofErr w:type="spellStart"/>
+      <w:r>
+        <w:t>swiches</w:t>
+      </w:r>
+      <w:proofErr w:type="spellEnd"/>
+      <w:r>
+        <w:t xml:space="preserve"> </w:t>
       </w:r>
       <w:r>
         <w:t xml:space="preserve">, other thread also read </w:t>
@@ -1630,10 +1764,18 @@
         <w:t>Lost Updates:</w:t>
       </w:r>
       <w:r>
-        <w:t xml:space="preserve"> In this interleaved scenario,</w:t>
-      </w:r>
-      <w:r>
-        <w:t xml:space="preserve">you will see the </w:t>
+        <w:t xml:space="preserve"> In this interleaved </w:t>
+      </w:r>
+      <w:proofErr w:type="spellStart"/>
+      <w:r>
+        <w:t>scenario,</w:t>
+      </w:r>
+      <w:r>
+        <w:t>you</w:t>
+      </w:r>
+      <w:proofErr w:type="spellEnd"/>
+      <w:r>
+        <w:t xml:space="preserve"> will see the </w:t>
       </w:r>
       <w:r>
         <w:t>operations of one thread can be overwritten by the other, leading to lost updates.</w:t>
@@ -1672,6 +1814,7 @@
           <w:b/>
           <w:bCs/>
         </w:rPr>
+        <w:lastRenderedPageBreak/>
         <w:t xml:space="preserve">Synchronization : </w:t>
       </w:r>
     </w:p>
@@ -1685,7 +1828,13 @@
         <w:t>Here method is made static , as the counter is also static</w:t>
       </w:r>
       <w:r>
-        <w:t xml:space="preserve"> , lock will be aquired on the whole method at the class level</w:t>
+        <w:t xml:space="preserve"> , lock will be </w:t>
+      </w:r>
+      <w:r>
+        <w:t>acquired</w:t>
+      </w:r>
+      <w:r>
+        <w:t xml:space="preserve"> on the whole method at the class level</w:t>
       </w:r>
       <w:r>
         <w:t xml:space="preserve"> . instead on that particular instance only which does not stop other object from accessing</w:t>
@@ -2084,6 +2233,7 @@
         </w:rPr>
         <w:t xml:space="preserve">int </w:t>
       </w:r>
+      <w:proofErr w:type="spellStart"/>
       <w:r>
         <w:rPr>
           <w:rFonts w:ascii="Source Code Pro" w:eastAsia="Times New Roman" w:hAnsi="Source Code Pro" w:cs="Times New Roman"/>
@@ -2094,7 +2244,20 @@
           <w:lang w:eastAsia="en-IN"/>
           <w14:ligatures w14:val="none"/>
         </w:rPr>
-        <w:t xml:space="preserve">i </w:t>
+        <w:t>i</w:t>
+      </w:r>
+      <w:proofErr w:type="spellEnd"/>
+      <w:r>
+        <w:rPr>
+          <w:rFonts w:ascii="Source Code Pro" w:eastAsia="Times New Roman" w:hAnsi="Source Code Pro" w:cs="Times New Roman"/>
+          <w:color w:val="000000"/>
+          <w:kern w:val="0"/>
+          <w:sz w:val="21"/>
+          <w:szCs w:val="21"/>
+          <w:lang w:eastAsia="en-IN"/>
+          <w14:ligatures w14:val="none"/>
+        </w:rPr>
+        <w:t xml:space="preserve"> </w:t>
       </w:r>
       <w:r>
         <w:rPr>
@@ -2132,6 +2295,7 @@
         </w:rPr>
         <w:t xml:space="preserve">; </w:t>
       </w:r>
+      <w:proofErr w:type="spellStart"/>
       <w:r>
         <w:rPr>
           <w:rFonts w:ascii="Source Code Pro" w:eastAsia="Times New Roman" w:hAnsi="Source Code Pro" w:cs="Times New Roman"/>
@@ -2142,7 +2306,20 @@
           <w:lang w:eastAsia="en-IN"/>
           <w14:ligatures w14:val="none"/>
         </w:rPr>
-        <w:t xml:space="preserve">i </w:t>
+        <w:t>i</w:t>
+      </w:r>
+      <w:proofErr w:type="spellEnd"/>
+      <w:r>
+        <w:rPr>
+          <w:rFonts w:ascii="Source Code Pro" w:eastAsia="Times New Roman" w:hAnsi="Source Code Pro" w:cs="Times New Roman"/>
+          <w:color w:val="000000"/>
+          <w:kern w:val="0"/>
+          <w:sz w:val="21"/>
+          <w:szCs w:val="21"/>
+          <w:lang w:eastAsia="en-IN"/>
+          <w14:ligatures w14:val="none"/>
+        </w:rPr>
+        <w:t xml:space="preserve"> </w:t>
       </w:r>
       <w:r>
         <w:rPr>
@@ -2180,6 +2357,7 @@
         </w:rPr>
         <w:t xml:space="preserve">; </w:t>
       </w:r>
+      <w:proofErr w:type="spellStart"/>
       <w:r>
         <w:rPr>
           <w:rFonts w:ascii="Source Code Pro" w:eastAsia="Times New Roman" w:hAnsi="Source Code Pro" w:cs="Times New Roman"/>
@@ -2192,6 +2370,7 @@
         </w:rPr>
         <w:t>i</w:t>
       </w:r>
+      <w:proofErr w:type="spellEnd"/>
       <w:r>
         <w:rPr>
           <w:rFonts w:ascii="Source Code Pro" w:eastAsia="Times New Roman" w:hAnsi="Source Code Pro" w:cs="Times New Roman"/>
@@ -2217,6 +2396,7 @@
         <w:br/>
         <w:t xml:space="preserve">            </w:t>
       </w:r>
+      <w:proofErr w:type="spellStart"/>
       <w:r>
         <w:rPr>
           <w:rFonts w:ascii="Source Code Pro" w:eastAsia="Times New Roman" w:hAnsi="Source Code Pro" w:cs="Times New Roman"/>
@@ -2231,6 +2411,7 @@
         </w:rPr>
         <w:t>incrementCounter</w:t>
       </w:r>
+      <w:proofErr w:type="spellEnd"/>
       <w:r>
         <w:rPr>
           <w:rFonts w:ascii="Source Code Pro" w:eastAsia="Times New Roman" w:hAnsi="Source Code Pro" w:cs="Times New Roman"/>
@@ -2334,6 +2515,7 @@
         </w:rPr>
         <w:t xml:space="preserve">private synchronized static void </w:t>
       </w:r>
+      <w:proofErr w:type="spellStart"/>
       <w:r>
         <w:rPr>
           <w:rFonts w:ascii="Source Code Pro" w:eastAsia="Times New Roman" w:hAnsi="Source Code Pro" w:cs="Times New Roman"/>
@@ -2346,6 +2528,7 @@
         </w:rPr>
         <w:t>incrementCounter</w:t>
       </w:r>
+      <w:proofErr w:type="spellEnd"/>
       <w:r>
         <w:rPr>
           <w:rFonts w:ascii="Source Code Pro" w:eastAsia="Times New Roman" w:hAnsi="Source Code Pro" w:cs="Times New Roman"/>
@@ -2459,6 +2642,7 @@
         </w:rPr>
         <w:t xml:space="preserve">public class </w:t>
       </w:r>
+      <w:proofErr w:type="spellStart"/>
       <w:r>
         <w:rPr>
           <w:rFonts w:ascii="Source Code Pro" w:eastAsia="Times New Roman" w:hAnsi="Source Code Pro" w:cs="Times New Roman"/>
@@ -2469,7 +2653,20 @@
           <w:lang w:eastAsia="en-IN"/>
           <w14:ligatures w14:val="none"/>
         </w:rPr>
-        <w:t xml:space="preserve">ExampleSynchronization </w:t>
+        <w:t>ExampleSynchronization</w:t>
+      </w:r>
+      <w:proofErr w:type="spellEnd"/>
+      <w:r>
+        <w:rPr>
+          <w:rFonts w:ascii="Source Code Pro" w:eastAsia="Times New Roman" w:hAnsi="Source Code Pro" w:cs="Times New Roman"/>
+          <w:color w:val="000000"/>
+          <w:kern w:val="0"/>
+          <w:sz w:val="21"/>
+          <w:szCs w:val="21"/>
+          <w:lang w:eastAsia="en-IN"/>
+          <w14:ligatures w14:val="none"/>
+        </w:rPr>
+        <w:t xml:space="preserve"> </w:t>
       </w:r>
       <w:r>
         <w:rPr>
@@ -2554,7 +2751,33 @@
           <w:lang w:eastAsia="en-IN"/>
           <w14:ligatures w14:val="none"/>
         </w:rPr>
-        <w:t>[] args) {</w:t>
+        <w:t xml:space="preserve">[] </w:t>
+      </w:r>
+      <w:proofErr w:type="spellStart"/>
+      <w:r>
+        <w:rPr>
+          <w:rFonts w:ascii="Source Code Pro" w:eastAsia="Times New Roman" w:hAnsi="Source Code Pro" w:cs="Times New Roman"/>
+          <w:color w:val="080808"/>
+          <w:kern w:val="0"/>
+          <w:sz w:val="21"/>
+          <w:szCs w:val="21"/>
+          <w:lang w:eastAsia="en-IN"/>
+          <w14:ligatures w14:val="none"/>
+        </w:rPr>
+        <w:t>args</w:t>
+      </w:r>
+      <w:proofErr w:type="spellEnd"/>
+      <w:r>
+        <w:rPr>
+          <w:rFonts w:ascii="Source Code Pro" w:eastAsia="Times New Roman" w:hAnsi="Source Code Pro" w:cs="Times New Roman"/>
+          <w:color w:val="080808"/>
+          <w:kern w:val="0"/>
+          <w:sz w:val="21"/>
+          <w:szCs w:val="21"/>
+          <w:lang w:eastAsia="en-IN"/>
+          <w14:ligatures w14:val="none"/>
+        </w:rPr>
+        <w:t>) {</w:t>
       </w:r>
       <w:r>
         <w:rPr>
@@ -3028,6 +3251,7 @@
         </w:rPr>
         <w:t>(</w:t>
       </w:r>
+      <w:proofErr w:type="spellStart"/>
       <w:r>
         <w:rPr>
           <w:rFonts w:ascii="Source Code Pro" w:eastAsia="Times New Roman" w:hAnsi="Source Code Pro" w:cs="Times New Roman"/>
@@ -3038,7 +3262,20 @@
           <w:lang w:eastAsia="en-IN"/>
           <w14:ligatures w14:val="none"/>
         </w:rPr>
-        <w:t xml:space="preserve">InterruptedException </w:t>
+        <w:t>InterruptedException</w:t>
+      </w:r>
+      <w:proofErr w:type="spellEnd"/>
+      <w:r>
+        <w:rPr>
+          <w:rFonts w:ascii="Source Code Pro" w:eastAsia="Times New Roman" w:hAnsi="Source Code Pro" w:cs="Times New Roman"/>
+          <w:color w:val="000000"/>
+          <w:kern w:val="0"/>
+          <w:sz w:val="21"/>
+          <w:szCs w:val="21"/>
+          <w:lang w:eastAsia="en-IN"/>
+          <w14:ligatures w14:val="none"/>
+        </w:rPr>
+        <w:t xml:space="preserve"> </w:t>
       </w:r>
       <w:r>
         <w:rPr>
@@ -3063,7 +3300,33 @@
           <w14:ligatures w14:val="none"/>
         </w:rPr>
         <w:br/>
-        <w:t xml:space="preserve">            e.printStackTrace();</w:t>
+        <w:t xml:space="preserve">            </w:t>
+      </w:r>
+      <w:proofErr w:type="spellStart"/>
+      <w:r>
+        <w:rPr>
+          <w:rFonts w:ascii="Source Code Pro" w:eastAsia="Times New Roman" w:hAnsi="Source Code Pro" w:cs="Times New Roman"/>
+          <w:color w:val="080808"/>
+          <w:kern w:val="0"/>
+          <w:sz w:val="21"/>
+          <w:szCs w:val="21"/>
+          <w:lang w:eastAsia="en-IN"/>
+          <w14:ligatures w14:val="none"/>
+        </w:rPr>
+        <w:t>e.printStackTrace</w:t>
+      </w:r>
+      <w:proofErr w:type="spellEnd"/>
+      <w:r>
+        <w:rPr>
+          <w:rFonts w:ascii="Source Code Pro" w:eastAsia="Times New Roman" w:hAnsi="Source Code Pro" w:cs="Times New Roman"/>
+          <w:color w:val="080808"/>
+          <w:kern w:val="0"/>
+          <w:sz w:val="21"/>
+          <w:szCs w:val="21"/>
+          <w:lang w:eastAsia="en-IN"/>
+          <w14:ligatures w14:val="none"/>
+        </w:rPr>
+        <w:t>();</w:t>
       </w:r>
       <w:r>
         <w:rPr>
@@ -3103,6 +3366,7 @@
         <w:br/>
         <w:t xml:space="preserve">        </w:t>
       </w:r>
+      <w:proofErr w:type="spellStart"/>
       <w:r>
         <w:rPr>
           <w:rFonts w:ascii="Source Code Pro" w:eastAsia="Times New Roman" w:hAnsi="Source Code Pro" w:cs="Times New Roman"/>
@@ -3151,7 +3415,20 @@
           <w:lang w:eastAsia="en-IN"/>
           <w14:ligatures w14:val="none"/>
         </w:rPr>
-        <w:t>.println(</w:t>
+        <w:t>.println</w:t>
+      </w:r>
+      <w:proofErr w:type="spellEnd"/>
+      <w:r>
+        <w:rPr>
+          <w:rFonts w:ascii="Source Code Pro" w:eastAsia="Times New Roman" w:hAnsi="Source Code Pro" w:cs="Times New Roman"/>
+          <w:color w:val="080808"/>
+          <w:kern w:val="0"/>
+          <w:sz w:val="21"/>
+          <w:szCs w:val="21"/>
+          <w:lang w:eastAsia="en-IN"/>
+          <w14:ligatures w14:val="none"/>
+        </w:rPr>
+        <w:t>(</w:t>
       </w:r>
       <w:r>
         <w:rPr>
@@ -3238,18 +3515,6 @@
           <w14:ligatures w14:val="none"/>
         </w:rPr>
         <w:br/>
-      </w:r>
-      <w:r>
-        <w:rPr>
-          <w:rFonts w:ascii="Source Code Pro" w:eastAsia="Times New Roman" w:hAnsi="Source Code Pro" w:cs="Times New Roman"/>
-          <w:color w:val="080808"/>
-          <w:kern w:val="0"/>
-          <w:sz w:val="21"/>
-          <w:szCs w:val="21"/>
-          <w:lang w:eastAsia="en-IN"/>
-          <w14:ligatures w14:val="none"/>
-        </w:rPr>
-        <w:lastRenderedPageBreak/>
         <w:t xml:space="preserve">    }</w:t>
       </w:r>
       <w:r>
@@ -3650,6 +3915,7 @@
         </w:rPr>
         <w:t xml:space="preserve">int </w:t>
       </w:r>
+      <w:proofErr w:type="spellStart"/>
       <w:r>
         <w:rPr>
           <w:rFonts w:ascii="Source Code Pro" w:eastAsia="Times New Roman" w:hAnsi="Source Code Pro" w:cs="Times New Roman"/>
@@ -3660,7 +3926,20 @@
           <w:lang w:eastAsia="en-IN"/>
           <w14:ligatures w14:val="none"/>
         </w:rPr>
-        <w:t xml:space="preserve">i </w:t>
+        <w:t>i</w:t>
+      </w:r>
+      <w:proofErr w:type="spellEnd"/>
+      <w:r>
+        <w:rPr>
+          <w:rFonts w:ascii="Source Code Pro" w:eastAsia="Times New Roman" w:hAnsi="Source Code Pro" w:cs="Times New Roman"/>
+          <w:color w:val="000000"/>
+          <w:kern w:val="0"/>
+          <w:sz w:val="21"/>
+          <w:szCs w:val="21"/>
+          <w:lang w:eastAsia="en-IN"/>
+          <w14:ligatures w14:val="none"/>
+        </w:rPr>
+        <w:t xml:space="preserve"> </w:t>
       </w:r>
       <w:r>
         <w:rPr>
@@ -3698,6 +3977,7 @@
         </w:rPr>
         <w:t xml:space="preserve">; </w:t>
       </w:r>
+      <w:proofErr w:type="spellStart"/>
       <w:r>
         <w:rPr>
           <w:rFonts w:ascii="Source Code Pro" w:eastAsia="Times New Roman" w:hAnsi="Source Code Pro" w:cs="Times New Roman"/>
@@ -3708,7 +3988,20 @@
           <w:lang w:eastAsia="en-IN"/>
           <w14:ligatures w14:val="none"/>
         </w:rPr>
-        <w:t xml:space="preserve">i </w:t>
+        <w:t>i</w:t>
+      </w:r>
+      <w:proofErr w:type="spellEnd"/>
+      <w:r>
+        <w:rPr>
+          <w:rFonts w:ascii="Source Code Pro" w:eastAsia="Times New Roman" w:hAnsi="Source Code Pro" w:cs="Times New Roman"/>
+          <w:color w:val="000000"/>
+          <w:kern w:val="0"/>
+          <w:sz w:val="21"/>
+          <w:szCs w:val="21"/>
+          <w:lang w:eastAsia="en-IN"/>
+          <w14:ligatures w14:val="none"/>
+        </w:rPr>
+        <w:t xml:space="preserve"> </w:t>
       </w:r>
       <w:r>
         <w:rPr>
@@ -3746,6 +4039,7 @@
         </w:rPr>
         <w:t xml:space="preserve">; </w:t>
       </w:r>
+      <w:proofErr w:type="spellStart"/>
       <w:r>
         <w:rPr>
           <w:rFonts w:ascii="Source Code Pro" w:eastAsia="Times New Roman" w:hAnsi="Source Code Pro" w:cs="Times New Roman"/>
@@ -3758,6 +4052,7 @@
         </w:rPr>
         <w:t>i</w:t>
       </w:r>
+      <w:proofErr w:type="spellEnd"/>
       <w:r>
         <w:rPr>
           <w:rFonts w:ascii="Source Code Pro" w:eastAsia="Times New Roman" w:hAnsi="Source Code Pro" w:cs="Times New Roman"/>
@@ -3819,6 +4114,7 @@
         </w:rPr>
         <w:t>(</w:t>
       </w:r>
+      <w:proofErr w:type="spellStart"/>
       <w:r>
         <w:rPr>
           <w:rFonts w:ascii="Source Code Pro" w:eastAsia="Times New Roman" w:hAnsi="Source Code Pro" w:cs="Times New Roman"/>
@@ -3855,6 +4151,7 @@
         </w:rPr>
         <w:t>class</w:t>
       </w:r>
+      <w:proofErr w:type="spellEnd"/>
       <w:r>
         <w:rPr>
           <w:rFonts w:ascii="Source Code Pro" w:eastAsia="Times New Roman" w:hAnsi="Source Code Pro" w:cs="Times New Roman"/>
@@ -4070,6 +4367,7 @@
         </w:rPr>
         <w:t xml:space="preserve">public class </w:t>
       </w:r>
+      <w:proofErr w:type="spellStart"/>
       <w:r>
         <w:rPr>
           <w:rFonts w:ascii="Source Code Pro" w:eastAsia="Times New Roman" w:hAnsi="Source Code Pro" w:cs="Times New Roman"/>
@@ -4080,7 +4378,20 @@
           <w:lang w:eastAsia="en-IN"/>
           <w14:ligatures w14:val="none"/>
         </w:rPr>
-        <w:t xml:space="preserve">ExampleSynchronizedBlock </w:t>
+        <w:t>ExampleSynchronizedBlock</w:t>
+      </w:r>
+      <w:proofErr w:type="spellEnd"/>
+      <w:r>
+        <w:rPr>
+          <w:rFonts w:ascii="Source Code Pro" w:eastAsia="Times New Roman" w:hAnsi="Source Code Pro" w:cs="Times New Roman"/>
+          <w:color w:val="000000"/>
+          <w:kern w:val="0"/>
+          <w:sz w:val="21"/>
+          <w:szCs w:val="21"/>
+          <w:lang w:eastAsia="en-IN"/>
+          <w14:ligatures w14:val="none"/>
+        </w:rPr>
+        <w:t xml:space="preserve"> </w:t>
       </w:r>
       <w:r>
         <w:rPr>
@@ -4165,7 +4476,33 @@
           <w:lang w:eastAsia="en-IN"/>
           <w14:ligatures w14:val="none"/>
         </w:rPr>
-        <w:t>[] args) {</w:t>
+        <w:t xml:space="preserve">[] </w:t>
+      </w:r>
+      <w:proofErr w:type="spellStart"/>
+      <w:r>
+        <w:rPr>
+          <w:rFonts w:ascii="Source Code Pro" w:eastAsia="Times New Roman" w:hAnsi="Source Code Pro" w:cs="Times New Roman"/>
+          <w:color w:val="080808"/>
+          <w:kern w:val="0"/>
+          <w:sz w:val="21"/>
+          <w:szCs w:val="21"/>
+          <w:lang w:eastAsia="en-IN"/>
+          <w14:ligatures w14:val="none"/>
+        </w:rPr>
+        <w:t>args</w:t>
+      </w:r>
+      <w:proofErr w:type="spellEnd"/>
+      <w:r>
+        <w:rPr>
+          <w:rFonts w:ascii="Source Code Pro" w:eastAsia="Times New Roman" w:hAnsi="Source Code Pro" w:cs="Times New Roman"/>
+          <w:color w:val="080808"/>
+          <w:kern w:val="0"/>
+          <w:sz w:val="21"/>
+          <w:szCs w:val="21"/>
+          <w:lang w:eastAsia="en-IN"/>
+          <w14:ligatures w14:val="none"/>
+        </w:rPr>
+        <w:t>) {</w:t>
       </w:r>
       <w:r>
         <w:rPr>
@@ -4639,6 +4976,7 @@
         </w:rPr>
         <w:t>(</w:t>
       </w:r>
+      <w:proofErr w:type="spellStart"/>
       <w:r>
         <w:rPr>
           <w:rFonts w:ascii="Source Code Pro" w:eastAsia="Times New Roman" w:hAnsi="Source Code Pro" w:cs="Times New Roman"/>
@@ -4649,7 +4987,20 @@
           <w:lang w:eastAsia="en-IN"/>
           <w14:ligatures w14:val="none"/>
         </w:rPr>
-        <w:t xml:space="preserve">InterruptedException </w:t>
+        <w:t>InterruptedException</w:t>
+      </w:r>
+      <w:proofErr w:type="spellEnd"/>
+      <w:r>
+        <w:rPr>
+          <w:rFonts w:ascii="Source Code Pro" w:eastAsia="Times New Roman" w:hAnsi="Source Code Pro" w:cs="Times New Roman"/>
+          <w:color w:val="000000"/>
+          <w:kern w:val="0"/>
+          <w:sz w:val="21"/>
+          <w:szCs w:val="21"/>
+          <w:lang w:eastAsia="en-IN"/>
+          <w14:ligatures w14:val="none"/>
+        </w:rPr>
+        <w:t xml:space="preserve"> </w:t>
       </w:r>
       <w:r>
         <w:rPr>
@@ -4674,7 +5025,33 @@
           <w14:ligatures w14:val="none"/>
         </w:rPr>
         <w:br/>
-        <w:t xml:space="preserve">            e.printStackTrace();</w:t>
+        <w:t xml:space="preserve">            </w:t>
+      </w:r>
+      <w:proofErr w:type="spellStart"/>
+      <w:r>
+        <w:rPr>
+          <w:rFonts w:ascii="Source Code Pro" w:eastAsia="Times New Roman" w:hAnsi="Source Code Pro" w:cs="Times New Roman"/>
+          <w:color w:val="080808"/>
+          <w:kern w:val="0"/>
+          <w:sz w:val="21"/>
+          <w:szCs w:val="21"/>
+          <w:lang w:eastAsia="en-IN"/>
+          <w14:ligatures w14:val="none"/>
+        </w:rPr>
+        <w:t>e.printStackTrace</w:t>
+      </w:r>
+      <w:proofErr w:type="spellEnd"/>
+      <w:r>
+        <w:rPr>
+          <w:rFonts w:ascii="Source Code Pro" w:eastAsia="Times New Roman" w:hAnsi="Source Code Pro" w:cs="Times New Roman"/>
+          <w:color w:val="080808"/>
+          <w:kern w:val="0"/>
+          <w:sz w:val="21"/>
+          <w:szCs w:val="21"/>
+          <w:lang w:eastAsia="en-IN"/>
+          <w14:ligatures w14:val="none"/>
+        </w:rPr>
+        <w:t>();</w:t>
       </w:r>
       <w:r>
         <w:rPr>
@@ -4714,6 +5091,7 @@
         <w:br/>
         <w:t xml:space="preserve">        </w:t>
       </w:r>
+      <w:proofErr w:type="spellStart"/>
       <w:r>
         <w:rPr>
           <w:rFonts w:ascii="Source Code Pro" w:eastAsia="Times New Roman" w:hAnsi="Source Code Pro" w:cs="Times New Roman"/>
@@ -4762,7 +5140,20 @@
           <w:lang w:eastAsia="en-IN"/>
           <w14:ligatures w14:val="none"/>
         </w:rPr>
-        <w:t>.println(</w:t>
+        <w:t>.println</w:t>
+      </w:r>
+      <w:proofErr w:type="spellEnd"/>
+      <w:r>
+        <w:rPr>
+          <w:rFonts w:ascii="Source Code Pro" w:eastAsia="Times New Roman" w:hAnsi="Source Code Pro" w:cs="Times New Roman"/>
+          <w:color w:val="080808"/>
+          <w:kern w:val="0"/>
+          <w:sz w:val="21"/>
+          <w:szCs w:val="21"/>
+          <w:lang w:eastAsia="en-IN"/>
+          <w14:ligatures w14:val="none"/>
+        </w:rPr>
+        <w:t>(</w:t>
       </w:r>
       <w:r>
         <w:rPr>
@@ -4871,11 +5262,22 @@
           <w:b/>
           <w:bCs/>
         </w:rPr>
+        <w:t>Class-Level Synchronization:</w:t>
+      </w:r>
+      <w:r>
+        <w:t xml:space="preserve"> When you use synchronized (</w:t>
+      </w:r>
+      <w:proofErr w:type="spellStart"/>
+      <w:r>
+        <w:t>Resource.class</w:t>
+      </w:r>
+      <w:proofErr w:type="spellEnd"/>
+      <w:r>
+        <w:t xml:space="preserve">), you are applying synchronization at the class level. This </w:t>
+      </w:r>
+      <w:r>
         <w:lastRenderedPageBreak/>
-        <w:t>Class-Level Synchronization:</w:t>
-      </w:r>
-      <w:r>
-        <w:t xml:space="preserve"> When you use synchronized (Resource.class), you are applying synchronization at the class level. This means that all instances of the Resource class, regardless of how many there are, will share the same lock. This is especially important when you have multiple instances of the class, as it ensures that only one thread can access the critical section across all instances.</w:t>
+        <w:t>means that all instances of the Resource class, regardless of how many there are, will share the same lock. This is especially important when you have multiple instances of the class, as it ensures that only one thread can access the critical section across all instances.</w:t>
       </w:r>
     </w:p>
     <w:p/>
@@ -4888,7 +5290,15 @@
         <w:t>Static Variables:</w:t>
       </w:r>
       <w:r>
-        <w:t xml:space="preserve"> In your example, counter is a static variable shared among all instances of the Resource class. When you use synchronized (Resource.class), you are locking on the class itself, which makes sense when dealing with static resources. Using synchronized (this) would lock on the instance itself, which would not protect the shared static variable counter correctly.</w:t>
+        <w:t xml:space="preserve"> In your example, counter is a static variable shared among all instances of the Resource class. When you use synchronized (</w:t>
+      </w:r>
+      <w:proofErr w:type="spellStart"/>
+      <w:r>
+        <w:t>Resource.class</w:t>
+      </w:r>
+      <w:proofErr w:type="spellEnd"/>
+      <w:r>
+        <w:t>), you are locking on the class itself, which makes sense when dealing with static resources. Using synchronized (this) would lock on the instance itself, which would not protect the shared static variable counter correctly.</w:t>
       </w:r>
     </w:p>
     <w:p/>
@@ -4905,7 +5315,7 @@
 </file>
 
 <file path=word/numbering.xml><?xml version="1.0" encoding="utf-8"?>
-<w:numbering xmlns:wpc="http://schemas.microsoft.com/office/word/2010/wordprocessingCanvas" xmlns:cx="http://schemas.microsoft.com/office/drawing/2014/chartex" xmlns:cx1="http://schemas.microsoft.com/office/drawing/2015/9/8/chartex" xmlns:cx2="http://schemas.microsoft.com/office/drawing/2015/10/21/chartex" xmlns:cx3="http://schemas.microsoft.com/office/drawing/2016/5/9/chartex" xmlns:cx4="http://schemas.microsoft.com/office/drawing/2016/5/10/chartex" xmlns:cx5="http://schemas.microsoft.com/office/drawing/2016/5/11/chartex" xmlns:cx6="http://schemas.microsoft.com/office/drawing/2016/5/12/chartex" xmlns:cx7="http://schemas.microsoft.com/office/drawing/2016/5/13/chartex" xmlns:cx8="http://schemas.microsoft.com/office/drawing/2016/5/14/chartex" xmlns:mc="http://schemas.openxmlformats.org/markup-compatibility/2006" xmlns:aink="http://schemas.microsoft.com/office/drawing/2016/ink" xmlns:am3d="http://schemas.microsoft.com/office/drawing/2017/model3d" xmlns:o="urn:schemas-microsoft-com:office:office" xmlns:oel="http://schemas.microsoft.com/office/2019/extlst" xmlns:r="http://schemas.openxmlformats.org/officeDocument/2006/relationships" xmlns:m="http://schemas.openxmlformats.org/officeDocument/2006/math" xmlns:v="urn:schemas-microsoft-com:vml" xmlns:wp14="http://schemas.microsoft.com/office/word/2010/wordprocessingDrawing" xmlns:wp="http://schemas.openxmlformats.org/drawingml/2006/wordprocessingDrawing" xmlns:w10="urn:schemas-microsoft-com:office:word" xmlns:w="http://schemas.openxmlformats.org/wordprocessingml/2006/main" xmlns:w14="http://schemas.microsoft.com/office/word/2010/wordml" xmlns:w15="http://schemas.microsoft.com/office/word/2012/wordml" xmlns:w16cex="http://schemas.microsoft.com/office/word/2018/wordml/cex" xmlns:w16cid="http://schemas.microsoft.com/office/word/2016/wordml/cid" xmlns:w16="http://schemas.microsoft.com/office/word/2018/wordml" xmlns:w16sdtdh="http://schemas.microsoft.com/office/word/2020/wordml/sdtdatahash" xmlns:w16se="http://schemas.microsoft.com/office/word/2015/wordml/symex" xmlns:wpg="http://schemas.microsoft.com/office/word/2010/wordprocessingGroup" xmlns:wpi="http://schemas.microsoft.com/office/word/2010/wordprocessingInk" xmlns:wne="http://schemas.microsoft.com/office/word/2006/wordml" xmlns:wps="http://schemas.microsoft.com/office/word/2010/wordprocessingShape" mc:Ignorable="w14 w15 w16se w16cid w16 w16cex w16sdtdh wp14">
+<w:numbering xmlns:wpc="http://schemas.microsoft.com/office/word/2010/wordprocessingCanvas" xmlns:cx="http://schemas.microsoft.com/office/drawing/2014/chartex" xmlns:cx1="http://schemas.microsoft.com/office/drawing/2015/9/8/chartex" xmlns:cx2="http://schemas.microsoft.com/office/drawing/2015/10/21/chartex" xmlns:cx3="http://schemas.microsoft.com/office/drawing/2016/5/9/chartex" xmlns:cx4="http://schemas.microsoft.com/office/drawing/2016/5/10/chartex" xmlns:cx5="http://schemas.microsoft.com/office/drawing/2016/5/11/chartex" xmlns:cx6="http://schemas.microsoft.com/office/drawing/2016/5/12/chartex" xmlns:cx7="http://schemas.microsoft.com/office/drawing/2016/5/13/chartex" xmlns:cx8="http://schemas.microsoft.com/office/drawing/2016/5/14/chartex" xmlns:mc="http://schemas.openxmlformats.org/markup-compatibility/2006" xmlns:aink="http://schemas.microsoft.com/office/drawing/2016/ink" xmlns:am3d="http://schemas.microsoft.com/office/drawing/2017/model3d" xmlns:o="urn:schemas-microsoft-com:office:office" xmlns:oel="http://schemas.microsoft.com/office/2019/extlst" xmlns:r="http://schemas.openxmlformats.org/officeDocument/2006/relationships" xmlns:m="http://schemas.openxmlformats.org/officeDocument/2006/math" xmlns:v="urn:schemas-microsoft-com:vml" xmlns:wp14="http://schemas.microsoft.com/office/word/2010/wordprocessingDrawing" xmlns:wp="http://schemas.openxmlformats.org/drawingml/2006/wordprocessingDrawing" xmlns:w10="urn:schemas-microsoft-com:office:word" xmlns:w="http://schemas.openxmlformats.org/wordprocessingml/2006/main" xmlns:w14="http://schemas.microsoft.com/office/word/2010/wordml" xmlns:w15="http://schemas.microsoft.com/office/word/2012/wordml" xmlns:w16cex="http://schemas.microsoft.com/office/word/2018/wordml/cex" xmlns:w16cid="http://schemas.microsoft.com/office/word/2016/wordml/cid" xmlns:w16="http://schemas.microsoft.com/office/word/2018/wordml" xmlns:w16du="http://schemas.microsoft.com/office/word/2023/wordml/word16du" xmlns:w16sdtdh="http://schemas.microsoft.com/office/word/2020/wordml/sdtdatahash" xmlns:w16sdtfl="http://schemas.microsoft.com/office/word/2024/wordml/sdtformatlock" xmlns:w16se="http://schemas.microsoft.com/office/word/2015/wordml/symex" xmlns:wpg="http://schemas.microsoft.com/office/word/2010/wordprocessingGroup" xmlns:wpi="http://schemas.microsoft.com/office/word/2010/wordprocessingInk" xmlns:wne="http://schemas.microsoft.com/office/word/2006/wordml" xmlns:wps="http://schemas.microsoft.com/office/word/2010/wordprocessingShape" mc:Ignorable="w14 w15 w16se w16cid w16 w16cex w16sdtdh w16sdtfl w16du wp14">
   <w:abstractNum w:abstractNumId="0" w15:restartNumberingAfterBreak="0">
     <w:nsid w:val="0EFF73F3"/>
     <w:multiLevelType w:val="hybridMultilevel"/>
@@ -5151,7 +5561,7 @@
 </file>
 
 <file path=word/styles.xml><?xml version="1.0" encoding="utf-8"?>
-<w:styles xmlns:mc="http://schemas.openxmlformats.org/markup-compatibility/2006" xmlns:r="http://schemas.openxmlformats.org/officeDocument/2006/relationships" xmlns:w="http://schemas.openxmlformats.org/wordprocessingml/2006/main" xmlns:w14="http://schemas.microsoft.com/office/word/2010/wordml" xmlns:w15="http://schemas.microsoft.com/office/word/2012/wordml" xmlns:w16cex="http://schemas.microsoft.com/office/word/2018/wordml/cex" xmlns:w16cid="http://schemas.microsoft.com/office/word/2016/wordml/cid" xmlns:w16="http://schemas.microsoft.com/office/word/2018/wordml" xmlns:w16sdtdh="http://schemas.microsoft.com/office/word/2020/wordml/sdtdatahash" xmlns:w16se="http://schemas.microsoft.com/office/word/2015/wordml/symex" mc:Ignorable="w14 w15 w16se w16cid w16 w16cex w16sdtdh">
+<w:styles xmlns:mc="http://schemas.openxmlformats.org/markup-compatibility/2006" xmlns:r="http://schemas.openxmlformats.org/officeDocument/2006/relationships" xmlns:w="http://schemas.openxmlformats.org/wordprocessingml/2006/main" xmlns:w14="http://schemas.microsoft.com/office/word/2010/wordml" xmlns:w15="http://schemas.microsoft.com/office/word/2012/wordml" xmlns:w16cex="http://schemas.microsoft.com/office/word/2018/wordml/cex" xmlns:w16cid="http://schemas.microsoft.com/office/word/2016/wordml/cid" xmlns:w16="http://schemas.microsoft.com/office/word/2018/wordml" xmlns:w16du="http://schemas.microsoft.com/office/word/2023/wordml/word16du" xmlns:w16sdtdh="http://schemas.microsoft.com/office/word/2020/wordml/sdtdatahash" xmlns:w16sdtfl="http://schemas.microsoft.com/office/word/2024/wordml/sdtformatlock" xmlns:w16se="http://schemas.microsoft.com/office/word/2015/wordml/symex" mc:Ignorable="w14 w15 w16se w16cid w16 w16cex w16sdtdh w16sdtfl w16du">
   <w:docDefaults>
     <w:rPrDefault>
       <w:rPr>
@@ -5554,6 +5964,7 @@
   <w:style w:type="character" w:default="1" w:styleId="DefaultParagraphFont">
     <w:name w:val="Default Paragraph Font"/>
     <w:uiPriority w:val="1"/>
+    <w:semiHidden/>
     <w:unhideWhenUsed/>
   </w:style>
   <w:style w:type="table" w:default="1" w:styleId="TableNormal">
@@ -5884,4 +6295,10 @@
     </a:ext>
   </a:extLst>
 </a:theme>
+</file>
+
+<file path=docMetadata/LabelInfo.xml><?xml version="1.0" encoding="utf-8"?>
+<clbl:labelList xmlns:clbl="http://schemas.microsoft.com/office/2020/mipLabelMetadata">
+  <clbl:label id="{6f6b1f18-f556-4b39-a158-6b6d47ff40df}" enabled="1" method="Standard" siteId="{f5d3bd9c-a8c2-4efc-9493-ddf2d4b42f17}" contentBits="0" removed="0"/>
+</clbl:labelList>
 </file>
--- a/Java/Synchronization_in_Java.docx
+++ b/Java/Synchronization_in_Java.docx
@@ -1688,11 +1688,9 @@
       <w:r>
         <w:t xml:space="preserve">it context </w:t>
       </w:r>
-      <w:proofErr w:type="spellStart"/>
-      <w:r>
-        <w:t>swiches</w:t>
-      </w:r>
-      <w:proofErr w:type="spellEnd"/>
+      <w:r>
+        <w:t>switches</w:t>
+      </w:r>
       <w:r>
         <w:t xml:space="preserve"> </w:t>
       </w:r>
@@ -1766,14 +1764,12 @@
       <w:r>
         <w:t xml:space="preserve"> In this interleaved </w:t>
       </w:r>
-      <w:proofErr w:type="spellStart"/>
       <w:r>
         <w:t>scenario,</w:t>
       </w:r>
       <w:r>
-        <w:t>you</w:t>
-      </w:r>
-      <w:proofErr w:type="spellEnd"/>
+        <w:t xml:space="preserve"> you</w:t>
+      </w:r>
       <w:r>
         <w:t xml:space="preserve"> will see the </w:t>
       </w:r>
